--- a/MOBILE APP SALES MANAGEMENT APP DOCUMENTATION.docx
+++ b/MOBILE APP SALES MANAGEMENT APP DOCUMENTATION.docx
@@ -2,6 +2,189 @@
 <file path=word/document.xml><?xml version="1.0" encoding="utf-8"?>
 <w:document xmlns:wpc="http://schemas.microsoft.com/office/word/2010/wordprocessingCanvas" xmlns:cx="http://schemas.microsoft.com/office/drawing/2014/chartex" xmlns:mc="http://schemas.openxmlformats.org/markup-compatibility/2006" xmlns:o="urn:schemas-microsoft-com:office:office" xmlns:r="http://schemas.openxmlformats.org/officeDocument/2006/relationships" xmlns:m="http://schemas.openxmlformats.org/officeDocument/2006/math" xmlns:v="urn:schemas-microsoft-com:vml" xmlns:wp14="http://schemas.microsoft.com/office/word/2010/wordprocessingDrawing" xmlns:wp="http://schemas.openxmlformats.org/drawingml/2006/wordprocessingDrawing" xmlns:w10="urn:schemas-microsoft-com:office:word" xmlns:w="http://schemas.openxmlformats.org/wordprocessingml/2006/main" xmlns:w14="http://schemas.microsoft.com/office/word/2010/wordml" xmlns:w15="http://schemas.microsoft.com/office/word/2012/wordml" xmlns:w16se="http://schemas.microsoft.com/office/word/2015/wordml/symex" xmlns:wpg="http://schemas.microsoft.com/office/word/2010/wordprocessingGroup" xmlns:wpi="http://schemas.microsoft.com/office/word/2010/wordprocessingInk" xmlns:wne="http://schemas.microsoft.com/office/word/2006/wordml" xmlns:wps="http://schemas.microsoft.com/office/word/2010/wordprocessingShape" mc:Ignorable="w14 w15 w16se wp14">
   <w:body>
+    <w:p>
+      <w:pPr>
+        <w:rPr>
+          <w:sz w:val="22"/>
+          <w:szCs w:val="22"/>
+        </w:rPr>
+      </w:pPr>
+      <w:r>
+        <w:rPr>
+          <w:sz w:val="22"/>
+          <w:szCs w:val="22"/>
+        </w:rPr>
+        <w:t>BIT 4107-Mobile Application Development</w:t>
+      </w:r>
+    </w:p>
+    <w:p>
+      <w:pPr>
+        <w:rPr>
+          <w:sz w:val="22"/>
+          <w:szCs w:val="22"/>
+        </w:rPr>
+      </w:pPr>
+      <w:r>
+        <w:rPr>
+          <w:sz w:val="22"/>
+          <w:szCs w:val="22"/>
+        </w:rPr>
+        <w:t>ENHANCED PROFESSIONAL STUDENT LOGBOOK</w:t>
+      </w:r>
+    </w:p>
+    <w:p>
+      <w:pPr>
+        <w:rPr>
+          <w:sz w:val="22"/>
+          <w:szCs w:val="22"/>
+        </w:rPr>
+      </w:pPr>
+      <w:r>
+        <w:rPr>
+          <w:sz w:val="22"/>
+          <w:szCs w:val="22"/>
+        </w:rPr>
+        <w:t>Student name: ROY GICHINGA</w:t>
+      </w:r>
+    </w:p>
+    <w:p>
+      <w:pPr>
+        <w:rPr>
+          <w:sz w:val="22"/>
+          <w:szCs w:val="22"/>
+        </w:rPr>
+      </w:pPr>
+      <w:r>
+        <w:rPr>
+          <w:sz w:val="22"/>
+          <w:szCs w:val="22"/>
+        </w:rPr>
+        <w:t>A</w:t>
+      </w:r>
+      <w:r>
+        <w:rPr>
+          <w:sz w:val="22"/>
+          <w:szCs w:val="22"/>
+        </w:rPr>
+        <w:t>dmission Number: BIT/2024/ 54477</w:t>
+      </w:r>
+    </w:p>
+    <w:p>
+      <w:pPr>
+        <w:rPr>
+          <w:sz w:val="22"/>
+          <w:szCs w:val="22"/>
+        </w:rPr>
+      </w:pPr>
+      <w:r>
+        <w:rPr>
+          <w:sz w:val="22"/>
+          <w:szCs w:val="22"/>
+        </w:rPr>
+        <w:t>School/Faculty: COMPUTING AND INFORMATICS</w:t>
+      </w:r>
+    </w:p>
+    <w:p>
+      <w:pPr>
+        <w:rPr>
+          <w:sz w:val="22"/>
+          <w:szCs w:val="22"/>
+        </w:rPr>
+      </w:pPr>
+      <w:r>
+        <w:rPr>
+          <w:sz w:val="22"/>
+          <w:szCs w:val="22"/>
+        </w:rPr>
+        <w:t>Program</w:t>
+      </w:r>
+      <w:r>
+        <w:rPr>
+          <w:sz w:val="22"/>
+          <w:szCs w:val="22"/>
+        </w:rPr>
+        <w:t>:</w:t>
+      </w:r>
+      <w:r>
+        <w:rPr>
+          <w:sz w:val="22"/>
+          <w:szCs w:val="22"/>
+        </w:rPr>
+        <w:t xml:space="preserve"> DEGREE</w:t>
+      </w:r>
+    </w:p>
+    <w:p>
+      <w:pPr>
+        <w:tabs>
+          <w:tab w:val="left" w:pos="4056"/>
+        </w:tabs>
+        <w:rPr>
+          <w:sz w:val="22"/>
+          <w:szCs w:val="22"/>
+        </w:rPr>
+      </w:pPr>
+      <w:r>
+        <w:rPr>
+          <w:sz w:val="22"/>
+          <w:szCs w:val="22"/>
+        </w:rPr>
+        <w:t>Academic Year: THREE</w:t>
+      </w:r>
+      <w:r>
+        <w:rPr>
+          <w:sz w:val="22"/>
+          <w:szCs w:val="22"/>
+        </w:rPr>
+        <w:tab/>
+      </w:r>
+      <w:bookmarkStart w:id="0" w:name="_GoBack"/>
+      <w:bookmarkEnd w:id="0"/>
+    </w:p>
+    <w:p>
+      <w:pPr>
+        <w:rPr>
+          <w:sz w:val="22"/>
+          <w:szCs w:val="22"/>
+        </w:rPr>
+      </w:pPr>
+      <w:r>
+        <w:rPr>
+          <w:sz w:val="22"/>
+          <w:szCs w:val="22"/>
+        </w:rPr>
+        <w:t>Semester: TWO</w:t>
+      </w:r>
+    </w:p>
+    <w:p>
+      <w:pPr>
+        <w:rPr>
+          <w:sz w:val="22"/>
+          <w:szCs w:val="22"/>
+        </w:rPr>
+      </w:pPr>
+      <w:r>
+        <w:rPr>
+          <w:sz w:val="22"/>
+          <w:szCs w:val="22"/>
+        </w:rPr>
+        <w:t>Lecturer: MICHAEL NYORO</w:t>
+      </w:r>
+    </w:p>
+    <w:p>
+      <w:pPr>
+        <w:rPr>
+          <w:sz w:val="22"/>
+          <w:szCs w:val="22"/>
+        </w:rPr>
+      </w:pPr>
+      <w:r>
+        <w:rPr>
+          <w:sz w:val="22"/>
+          <w:szCs w:val="22"/>
+        </w:rPr>
+        <w:t>Phone Number:0768444898</w:t>
+      </w:r>
+    </w:p>
     <w:p>
       <w:pPr>
         <w:pStyle w:val="Heading2"/>
@@ -159,6 +342,7 @@
         <w:rPr>
           <w:rStyle w:val="Strong"/>
         </w:rPr>
+        <w:lastRenderedPageBreak/>
         <w:t>3.1 Flutter</w:t>
       </w:r>
     </w:p>
@@ -194,7 +378,6 @@
           <w:noProof/>
           <w14:ligatures w14:val="none"/>
         </w:rPr>
-        <w:lastRenderedPageBreak/>
         <w:drawing>
           <wp:inline distT="0" distB="0" distL="0" distR="0">
             <wp:extent cx="5943600" cy="3343275"/>
@@ -2180,8 +2363,6 @@
           </wp:inline>
         </w:drawing>
       </w:r>
-      <w:bookmarkStart w:id="0" w:name="_GoBack"/>
-      <w:bookmarkEnd w:id="0"/>
     </w:p>
     <w:p>
       <w:pPr>
